--- a/Calendario2026/Laboratorios/Laboratorio4/4_ConfigurePAT.docx
+++ b/Calendario2026/Laboratorios/Laboratorio4/4_ConfigurePAT.docx
@@ -12,6 +12,7 @@
           <w:lang w:val="en-US"/>
         </w:rPr>
       </w:pPr>
+      <w:proofErr w:type="spellStart"/>
       <w:r>
         <w:rPr>
           <w:lang w:val="en-US"/>
@@ -22,7 +23,14 @@
         <w:rPr>
           <w:lang w:val="en-US"/>
         </w:rPr>
-        <w:t xml:space="preserve">onfiguración de </w:t>
+        <w:t>onfiguración</w:t>
+      </w:r>
+      <w:proofErr w:type="spellEnd"/>
+      <w:r>
+        <w:rPr>
+          <w:lang w:val="en-US"/>
+        </w:rPr>
+        <w:t xml:space="preserve"> de </w:t>
       </w:r>
       <w:r>
         <w:rPr>
@@ -785,7 +793,15 @@
         <w:t>209.165.201.18</w:t>
       </w:r>
       <w:r>
-        <w:t xml:space="preserve">, a su empresa para usarla en la conexión a Internet del router Gateway de la empresa al ISP. Usará PAT para convertir varias direcciones internas en la </w:t>
+        <w:t xml:space="preserve">, a su empresa para usarla en la conexión a Internet del </w:t>
+      </w:r>
+      <w:proofErr w:type="spellStart"/>
+      <w:r>
+        <w:t>router</w:t>
+      </w:r>
+      <w:proofErr w:type="spellEnd"/>
+      <w:r>
+        <w:t xml:space="preserve"> Gateway de la empresa al ISP. Usará PAT para convertir varias direcciones internas en la </w:t>
       </w:r>
       <w:r>
         <w:rPr>
@@ -829,7 +845,15 @@
         <w:ind w:left="357"/>
       </w:pPr>
       <w:r>
-        <w:t>En la parte 1, establecerá la topología de la red y configurará los parámetros básicos, como las direcciones IP de interfaz, el routing estático, el acceso a los dispositivos y las contraseñas.</w:t>
+        <w:t xml:space="preserve">En la parte 1, establecerá la topología de la red y configurará los parámetros básicos, como las direcciones IP de interfaz, el </w:t>
+      </w:r>
+      <w:proofErr w:type="spellStart"/>
+      <w:r>
+        <w:t>routing</w:t>
+      </w:r>
+      <w:proofErr w:type="spellEnd"/>
+      <w:r>
+        <w:t xml:space="preserve"> estático, el acceso a los dispositivos y las contraseñas.</w:t>
       </w:r>
     </w:p>
     <w:p>
@@ -877,15 +901,24 @@
           <w:b/>
           <w:bCs/>
         </w:rPr>
-        <w:t xml:space="preserve"> PC</w:t>
-      </w:r>
+        <w:t xml:space="preserve"> </w:t>
+      </w:r>
+      <w:proofErr w:type="spellStart"/>
       <w:r>
         <w:rPr>
           <w:b/>
           <w:bCs/>
         </w:rPr>
+        <w:t>PC</w:t>
+      </w:r>
+      <w:r>
+        <w:rPr>
+          <w:b/>
+          <w:bCs/>
+        </w:rPr>
         <w:t>s</w:t>
       </w:r>
+      <w:proofErr w:type="spellEnd"/>
       <w:r>
         <w:rPr>
           <w:b/>
@@ -908,7 +941,23 @@
           <w:b/>
           <w:bCs/>
         </w:rPr>
-        <w:t>Configure los ajustes básicos de cada router.</w:t>
+        <w:t xml:space="preserve">Configure los ajustes básicos de cada </w:t>
+      </w:r>
+      <w:proofErr w:type="spellStart"/>
+      <w:r>
+        <w:rPr>
+          <w:b/>
+          <w:bCs/>
+        </w:rPr>
+        <w:t>router</w:t>
+      </w:r>
+      <w:proofErr w:type="spellEnd"/>
+      <w:r>
+        <w:rPr>
+          <w:b/>
+          <w:bCs/>
+        </w:rPr>
+        <w:t>.</w:t>
       </w:r>
     </w:p>
     <w:p>
@@ -940,7 +989,15 @@
         <w:ind w:left="714"/>
       </w:pPr>
       <w:r>
-        <w:t>Desde los equipos host, haga ping a la interfaz G0/0/1 en el router Gateway. Resuelva los problemas si los pings fallan.</w:t>
+        <w:t xml:space="preserve">Desde los equipos host, haga ping a la interfaz G0/0/1 en el </w:t>
+      </w:r>
+      <w:proofErr w:type="spellStart"/>
+      <w:r>
+        <w:t>router</w:t>
+      </w:r>
+      <w:proofErr w:type="spellEnd"/>
+      <w:r>
+        <w:t xml:space="preserve"> Gateway. Resuelva los problemas si los pings fallan.</w:t>
       </w:r>
     </w:p>
     <w:p>
@@ -989,7 +1046,39 @@
           <w:b/>
           <w:bCs/>
         </w:rPr>
-        <w:t xml:space="preserve"> del router Gateway al router ISP</w:t>
+        <w:t xml:space="preserve"> del </w:t>
+      </w:r>
+      <w:proofErr w:type="spellStart"/>
+      <w:r>
+        <w:rPr>
+          <w:b/>
+          <w:bCs/>
+        </w:rPr>
+        <w:t>router</w:t>
+      </w:r>
+      <w:proofErr w:type="spellEnd"/>
+      <w:r>
+        <w:rPr>
+          <w:b/>
+          <w:bCs/>
+        </w:rPr>
+        <w:t xml:space="preserve"> Gateway al </w:t>
+      </w:r>
+      <w:proofErr w:type="spellStart"/>
+      <w:r>
+        <w:rPr>
+          <w:b/>
+          <w:bCs/>
+        </w:rPr>
+        <w:t>router</w:t>
+      </w:r>
+      <w:proofErr w:type="spellEnd"/>
+      <w:r>
+        <w:rPr>
+          <w:b/>
+          <w:bCs/>
+        </w:rPr>
+        <w:t xml:space="preserve"> ISP</w:t>
       </w:r>
     </w:p>
     <w:p>
@@ -1007,12 +1096,21 @@
         </w:rPr>
         <w:t xml:space="preserve">Gateway(config)# </w:t>
       </w:r>
+      <w:proofErr w:type="spellStart"/>
       <w:r>
         <w:rPr>
           <w:b/>
           <w:lang w:val="en-US"/>
         </w:rPr>
-        <w:t xml:space="preserve">ip route 0.0.0.0 0.0.0.0 </w:t>
+        <w:t>ip</w:t>
+      </w:r>
+      <w:proofErr w:type="spellEnd"/>
+      <w:r>
+        <w:rPr>
+          <w:b/>
+          <w:lang w:val="en-US"/>
+        </w:rPr>
+        <w:t xml:space="preserve"> route 0.0.0.0 0.0.0.0 </w:t>
       </w:r>
       <w:r>
         <w:rPr>
@@ -1188,12 +1286,37 @@
         </w:rPr>
         <w:t xml:space="preserve">Gateway(config)# </w:t>
       </w:r>
+      <w:proofErr w:type="spellStart"/>
       <w:r>
         <w:rPr>
           <w:b/>
           <w:lang w:val="en-US"/>
         </w:rPr>
-        <w:t>ip nat inside source list 1 interface s0/</w:t>
+        <w:t>ip</w:t>
+      </w:r>
+      <w:proofErr w:type="spellEnd"/>
+      <w:r>
+        <w:rPr>
+          <w:b/>
+          <w:lang w:val="en-US"/>
+        </w:rPr>
+        <w:t xml:space="preserve"> </w:t>
+      </w:r>
+      <w:proofErr w:type="spellStart"/>
+      <w:r>
+        <w:rPr>
+          <w:b/>
+          <w:lang w:val="en-US"/>
+        </w:rPr>
+        <w:t>nat</w:t>
+      </w:r>
+      <w:proofErr w:type="spellEnd"/>
+      <w:r>
+        <w:rPr>
+          <w:b/>
+          <w:lang w:val="en-US"/>
+        </w:rPr>
+        <w:t xml:space="preserve"> inside source list 1 interface s0/</w:t>
       </w:r>
       <w:r>
         <w:rPr>
@@ -1249,21 +1372,81 @@
       <w:r>
         <w:t xml:space="preserve">Emita los comandos </w:t>
       </w:r>
-      <w:r>
-        <w:rPr>
-          <w:b/>
-        </w:rPr>
-        <w:t>ip nat inside</w:t>
-      </w:r>
+      <w:proofErr w:type="spellStart"/>
+      <w:r>
+        <w:rPr>
+          <w:b/>
+        </w:rPr>
+        <w:t>ip</w:t>
+      </w:r>
+      <w:proofErr w:type="spellEnd"/>
+      <w:r>
+        <w:rPr>
+          <w:b/>
+        </w:rPr>
+        <w:t xml:space="preserve"> </w:t>
+      </w:r>
+      <w:proofErr w:type="spellStart"/>
+      <w:r>
+        <w:rPr>
+          <w:b/>
+        </w:rPr>
+        <w:t>nat</w:t>
+      </w:r>
+      <w:proofErr w:type="spellEnd"/>
+      <w:r>
+        <w:rPr>
+          <w:b/>
+        </w:rPr>
+        <w:t xml:space="preserve"> </w:t>
+      </w:r>
+      <w:proofErr w:type="spellStart"/>
+      <w:r>
+        <w:rPr>
+          <w:b/>
+        </w:rPr>
+        <w:t>inside</w:t>
+      </w:r>
+      <w:proofErr w:type="spellEnd"/>
       <w:r>
         <w:t xml:space="preserve"> e </w:t>
       </w:r>
-      <w:r>
-        <w:rPr>
-          <w:b/>
-        </w:rPr>
-        <w:t>ip nat outside</w:t>
-      </w:r>
+      <w:proofErr w:type="spellStart"/>
+      <w:r>
+        <w:rPr>
+          <w:b/>
+        </w:rPr>
+        <w:t>ip</w:t>
+      </w:r>
+      <w:proofErr w:type="spellEnd"/>
+      <w:r>
+        <w:rPr>
+          <w:b/>
+        </w:rPr>
+        <w:t xml:space="preserve"> </w:t>
+      </w:r>
+      <w:proofErr w:type="spellStart"/>
+      <w:r>
+        <w:rPr>
+          <w:b/>
+        </w:rPr>
+        <w:t>nat</w:t>
+      </w:r>
+      <w:proofErr w:type="spellEnd"/>
+      <w:r>
+        <w:rPr>
+          <w:b/>
+        </w:rPr>
+        <w:t xml:space="preserve"> </w:t>
+      </w:r>
+      <w:proofErr w:type="spellStart"/>
+      <w:r>
+        <w:rPr>
+          <w:b/>
+        </w:rPr>
+        <w:t>outside</w:t>
+      </w:r>
+      <w:proofErr w:type="spellEnd"/>
       <w:r>
         <w:t xml:space="preserve"> en las interfaces.</w:t>
       </w:r>
@@ -1311,12 +1494,37 @@
         </w:rPr>
         <w:t xml:space="preserve">Gateway(config-if)# </w:t>
       </w:r>
+      <w:proofErr w:type="spellStart"/>
       <w:r>
         <w:rPr>
           <w:b/>
           <w:lang w:val="en-US"/>
         </w:rPr>
-        <w:t>ip nat inside</w:t>
+        <w:t>ip</w:t>
+      </w:r>
+      <w:proofErr w:type="spellEnd"/>
+      <w:r>
+        <w:rPr>
+          <w:b/>
+          <w:lang w:val="en-US"/>
+        </w:rPr>
+        <w:t xml:space="preserve"> </w:t>
+      </w:r>
+      <w:proofErr w:type="spellStart"/>
+      <w:r>
+        <w:rPr>
+          <w:b/>
+          <w:lang w:val="en-US"/>
+        </w:rPr>
+        <w:t>nat</w:t>
+      </w:r>
+      <w:proofErr w:type="spellEnd"/>
+      <w:r>
+        <w:rPr>
+          <w:b/>
+          <w:lang w:val="en-US"/>
+        </w:rPr>
+        <w:t xml:space="preserve"> inside</w:t>
       </w:r>
     </w:p>
     <w:p>
@@ -1361,12 +1569,37 @@
         </w:rPr>
         <w:t xml:space="preserve">Gateway(config-if)# </w:t>
       </w:r>
+      <w:proofErr w:type="spellStart"/>
       <w:r>
         <w:rPr>
           <w:b/>
           <w:lang w:val="en-US"/>
         </w:rPr>
-        <w:t>ip nat outside</w:t>
+        <w:t>ip</w:t>
+      </w:r>
+      <w:proofErr w:type="spellEnd"/>
+      <w:r>
+        <w:rPr>
+          <w:b/>
+          <w:lang w:val="en-US"/>
+        </w:rPr>
+        <w:t xml:space="preserve"> </w:t>
+      </w:r>
+      <w:proofErr w:type="spellStart"/>
+      <w:r>
+        <w:rPr>
+          <w:b/>
+          <w:lang w:val="en-US"/>
+        </w:rPr>
+        <w:t>nat</w:t>
+      </w:r>
+      <w:proofErr w:type="spellEnd"/>
+      <w:r>
+        <w:rPr>
+          <w:b/>
+          <w:lang w:val="en-US"/>
+        </w:rPr>
+        <w:t xml:space="preserve"> outside</w:t>
       </w:r>
     </w:p>
     <w:p>
@@ -1396,7 +1629,13 @@
         <w:ind w:left="720"/>
       </w:pPr>
       <w:r>
-        <w:t xml:space="preserve">Desde los equipos host, haga ping a la interfaz </w:t>
+        <w:t xml:space="preserve">Desde los equipos host, </w:t>
+      </w:r>
+      <w:r>
+        <w:t xml:space="preserve">realice un acceso remoto por telnet </w:t>
+      </w:r>
+      <w:r>
+        <w:t xml:space="preserve">a la interfaz </w:t>
       </w:r>
       <w:r>
         <w:t>Lo0 del</w:t>
@@ -1408,7 +1647,7 @@
         <w:t>ISP</w:t>
       </w:r>
       <w:r>
-        <w:t>. Resuelva los problemas si los pings fallan.</w:t>
+        <w:t xml:space="preserve">. </w:t>
       </w:r>
     </w:p>
     <w:tbl>
@@ -1803,7 +2042,23 @@
           <w:b/>
           <w:bCs/>
         </w:rPr>
-        <w:t>En el router Gateway, muestre la tabla de NAT para verificar la traducción.</w:t>
+        <w:t xml:space="preserve">En el </w:t>
+      </w:r>
+      <w:proofErr w:type="spellStart"/>
+      <w:r>
+        <w:rPr>
+          <w:b/>
+          <w:bCs/>
+        </w:rPr>
+        <w:t>router</w:t>
+      </w:r>
+      <w:proofErr w:type="spellEnd"/>
+      <w:r>
+        <w:rPr>
+          <w:b/>
+          <w:bCs/>
+        </w:rPr>
+        <w:t xml:space="preserve"> Gateway, muestre la tabla de NAT para verificar la traducción.</w:t>
       </w:r>
     </w:p>
     <w:p>
@@ -1825,8 +2080,49 @@
           <w:b/>
           <w:lang w:val="es-MX"/>
         </w:rPr>
-        <w:t>show ip nat translations</w:t>
-      </w:r>
+        <w:t xml:space="preserve">show </w:t>
+      </w:r>
+      <w:proofErr w:type="spellStart"/>
+      <w:r>
+        <w:rPr>
+          <w:b/>
+          <w:lang w:val="es-MX"/>
+        </w:rPr>
+        <w:t>ip</w:t>
+      </w:r>
+      <w:proofErr w:type="spellEnd"/>
+      <w:r>
+        <w:rPr>
+          <w:b/>
+          <w:lang w:val="es-MX"/>
+        </w:rPr>
+        <w:t xml:space="preserve"> </w:t>
+      </w:r>
+      <w:proofErr w:type="spellStart"/>
+      <w:r>
+        <w:rPr>
+          <w:b/>
+          <w:lang w:val="es-MX"/>
+        </w:rPr>
+        <w:t>nat</w:t>
+      </w:r>
+      <w:proofErr w:type="spellEnd"/>
+      <w:r>
+        <w:rPr>
+          <w:b/>
+          <w:lang w:val="es-MX"/>
+        </w:rPr>
+        <w:t xml:space="preserve"> </w:t>
+      </w:r>
+      <w:proofErr w:type="spellStart"/>
+      <w:r>
+        <w:rPr>
+          <w:b/>
+          <w:lang w:val="es-MX"/>
+        </w:rPr>
+        <w:t>translations</w:t>
+      </w:r>
+      <w:proofErr w:type="spellEnd"/>
     </w:p>
     <w:p>
       <w:pPr>
@@ -1876,7 +2172,39 @@
           <w:b/>
           <w:lang w:val="en-US"/>
         </w:rPr>
-        <w:t>clear ip nat translation</w:t>
+        <w:t xml:space="preserve">clear </w:t>
+      </w:r>
+      <w:proofErr w:type="spellStart"/>
+      <w:r>
+        <w:rPr>
+          <w:b/>
+          <w:lang w:val="en-US"/>
+        </w:rPr>
+        <w:t>ip</w:t>
+      </w:r>
+      <w:proofErr w:type="spellEnd"/>
+      <w:r>
+        <w:rPr>
+          <w:b/>
+          <w:lang w:val="en-US"/>
+        </w:rPr>
+        <w:t xml:space="preserve"> </w:t>
+      </w:r>
+      <w:proofErr w:type="spellStart"/>
+      <w:r>
+        <w:rPr>
+          <w:b/>
+          <w:lang w:val="en-US"/>
+        </w:rPr>
+        <w:t>nat</w:t>
+      </w:r>
+      <w:proofErr w:type="spellEnd"/>
+      <w:r>
+        <w:rPr>
+          <w:b/>
+          <w:lang w:val="en-US"/>
+        </w:rPr>
+        <w:t xml:space="preserve"> translation</w:t>
       </w:r>
       <w:r>
         <w:rPr>
@@ -1966,7 +2294,7 @@
       <w:rPr>
         <w:noProof/>
       </w:rPr>
-      <w:t>2025</w:t>
+      <w:t>2026</w:t>
     </w:r>
     <w:r>
       <w:fldChar w:fldCharType="end"/>
@@ -2092,7 +2420,7 @@
       <w:rPr>
         <w:noProof/>
       </w:rPr>
-      <w:t>2025</w:t>
+      <w:t>2026</w:t>
     </w:r>
     <w:r>
       <w:fldChar w:fldCharType="end"/>
